--- a/Assignment5/DharaPatel_BDA400_A05.docx
+++ b/Assignment5/DharaPatel_BDA400_A05.docx
@@ -39,6 +39,10 @@
       <w:pPr>
         <w:spacing w:after="120"/>
         <w:jc w:val="center"/>
+        <w:rPr>
+          <w:sz w:val="24"/>
+          <w:szCs w:val="24"/>
+        </w:rPr>
       </w:pPr>
       <w:r>
         <w:rPr>
@@ -76,6 +80,12 @@
         <w:spacing w:after="120"/>
         <w:jc w:val="center"/>
       </w:pPr>
+    </w:p>
+    <w:p>
+      <w:pPr>
+        <w:spacing w:after="120"/>
+        <w:jc w:val="center"/>
+      </w:pPr>
       <w:r>
         <w:rPr>
           <w:b/>
@@ -85,14 +95,16 @@
         </w:rPr>
         <w:t xml:space="preserve">Repository: </w:t>
       </w:r>
-      <w:r>
-        <w:rPr>
-          <w:sz w:val="24"/>
-          <w:szCs w:val="24"/>
-          <w:highlight w:val="yellow"/>
-        </w:rPr>
-        <w:t>https://github.com/[username]/TechnicalAnalysis/tree/main/Assignment5</w:t>
-      </w:r>
+      <w:hyperlink r:id="rId7" w:history="1">
+        <w:r>
+          <w:rPr>
+            <w:rStyle w:val="Hyperlink"/>
+            <w:sz w:val="24"/>
+            <w:szCs w:val="24"/>
+          </w:rPr>
+          <w:t>https://github.com/[username]/TechnicalAnalysis/tree/main/Assignment5</w:t>
+        </w:r>
+      </w:hyperlink>
     </w:p>
     <w:p>
       <w:r>
@@ -112,7 +124,36 @@
         <w:t xml:space="preserve">AI Assistance Declaration: </w:t>
       </w:r>
       <w:r>
-        <w:t>I used Claude (Claude Opus 5.5, claude.ai) to help write and explain the R functions, the test file and this document. Prompts used: I asked Claude to prepare the indicator functions following the assignment templates and pseudocode, a test file, and this report. I verified the outputs by running test_indicators.R in RStudio (all tests pass), checking results against independent base R calculations (mean, sd, lm), and checking some values by hand. I am responsible for the accuracy and originality of this work.</w:t>
+        <w:t xml:space="preserve">I used Claude (Claude Opus 5.5, claude.ai) to help write and explain the R functions, the test file and this document. Prompts used: I asked Claude to prepare the indicator functions following the assignment templates and pseudocode, a test file, and this report. I verified the outputs by running </w:t>
+      </w:r>
+      <w:proofErr w:type="spellStart"/>
+      <w:r>
+        <w:t>test_</w:t>
+      </w:r>
+      <w:proofErr w:type="gramStart"/>
+      <w:r>
+        <w:t>indicators.R</w:t>
+      </w:r>
+      <w:proofErr w:type="spellEnd"/>
+      <w:proofErr w:type="gramEnd"/>
+      <w:r>
+        <w:t xml:space="preserve"> in RStudio (all tests pass), checking results against independent base R calculations (mean, </w:t>
+      </w:r>
+      <w:proofErr w:type="spellStart"/>
+      <w:r>
+        <w:t>sd</w:t>
+      </w:r>
+      <w:proofErr w:type="spellEnd"/>
+      <w:r>
+        <w:t xml:space="preserve">, </w:t>
+      </w:r>
+      <w:proofErr w:type="spellStart"/>
+      <w:r>
+        <w:t>lm</w:t>
+      </w:r>
+      <w:proofErr w:type="spellEnd"/>
+      <w:r>
+        <w:t>), and checking some values by hand. I am responsible for the accuracy and originality of this work.</w:t>
       </w:r>
     </w:p>
     <w:p>
@@ -128,7 +169,15 @@
         <w:spacing w:after="140" w:line="276" w:lineRule="auto"/>
       </w:pPr>
       <w:r>
-        <w:t>In this assignment I implemented nine technical analysis functions in R using only base R (no packages): SMA, EMA, MACD, standard deviation, linear regression, RSI, Stochastic RSI, crossover and crossunder. Each function is in its own R file and uses the exact function name and arguments from the template. I also wrote a test file that checks every function, and a demo script that applies the indicators to the stocks from my portfolio.</w:t>
+        <w:t xml:space="preserve">In this assignment I implemented nine technical analysis functions in R using only base R (no packages): SMA, EMA, MACD, standard deviation, linear regression, RSI, Stochastic RSI, crossover and </w:t>
+      </w:r>
+      <w:proofErr w:type="spellStart"/>
+      <w:r>
+        <w:t>crossunder</w:t>
+      </w:r>
+      <w:proofErr w:type="spellEnd"/>
+      <w:r>
+        <w:t>. Each function is in its own R file and uses the exact function name and arguments from the template. I also wrote a test file that checks every function, and a demo script that applies the indicators to the stocks from my portfolio.</w:t>
       </w:r>
     </w:p>
     <w:p>
@@ -232,6 +281,8 @@
             </w:tcMar>
           </w:tcPr>
           <w:p>
+            <w:proofErr w:type="spellStart"/>
+            <w:proofErr w:type="gramStart"/>
             <w:r>
               <w:rPr>
                 <w:sz w:val="20"/>
@@ -239,6 +290,8 @@
               </w:rPr>
               <w:t>sma.R</w:t>
             </w:r>
+            <w:proofErr w:type="spellEnd"/>
+            <w:proofErr w:type="gramEnd"/>
           </w:p>
         </w:tc>
         <w:tc>
@@ -252,12 +305,30 @@
             </w:tcMar>
           </w:tcPr>
           <w:p>
-            <w:r>
-              <w:rPr>
-                <w:sz w:val="20"/>
-                <w:szCs w:val="20"/>
-              </w:rPr>
-              <w:t>sma(data, period)</w:t>
+            <w:proofErr w:type="spellStart"/>
+            <w:proofErr w:type="gramStart"/>
+            <w:r>
+              <w:rPr>
+                <w:sz w:val="20"/>
+                <w:szCs w:val="20"/>
+              </w:rPr>
+              <w:t>sma</w:t>
+            </w:r>
+            <w:proofErr w:type="spellEnd"/>
+            <w:r>
+              <w:rPr>
+                <w:sz w:val="20"/>
+                <w:szCs w:val="20"/>
+              </w:rPr>
+              <w:t>(</w:t>
+            </w:r>
+            <w:proofErr w:type="gramEnd"/>
+            <w:r>
+              <w:rPr>
+                <w:sz w:val="20"/>
+                <w:szCs w:val="20"/>
+              </w:rPr>
+              <w:t>data, period)</w:t>
             </w:r>
           </w:p>
         </w:tc>
@@ -280,6 +351,8 @@
             </w:tcMar>
           </w:tcPr>
           <w:p>
+            <w:proofErr w:type="spellStart"/>
+            <w:proofErr w:type="gramStart"/>
             <w:r>
               <w:rPr>
                 <w:sz w:val="20"/>
@@ -287,6 +360,8 @@
               </w:rPr>
               <w:t>ema.R</w:t>
             </w:r>
+            <w:proofErr w:type="spellEnd"/>
+            <w:proofErr w:type="gramEnd"/>
           </w:p>
         </w:tc>
         <w:tc>
@@ -300,12 +375,21 @@
             </w:tcMar>
           </w:tcPr>
           <w:p>
-            <w:r>
-              <w:rPr>
-                <w:sz w:val="20"/>
-                <w:szCs w:val="20"/>
-              </w:rPr>
-              <w:t>ema(data, period)</w:t>
+            <w:proofErr w:type="gramStart"/>
+            <w:r>
+              <w:rPr>
+                <w:sz w:val="20"/>
+                <w:szCs w:val="20"/>
+              </w:rPr>
+              <w:t>ema(</w:t>
+            </w:r>
+            <w:proofErr w:type="gramEnd"/>
+            <w:r>
+              <w:rPr>
+                <w:sz w:val="20"/>
+                <w:szCs w:val="20"/>
+              </w:rPr>
+              <w:t>data, period)</w:t>
             </w:r>
           </w:p>
         </w:tc>
@@ -328,6 +412,8 @@
             </w:tcMar>
           </w:tcPr>
           <w:p>
+            <w:proofErr w:type="spellStart"/>
+            <w:proofErr w:type="gramStart"/>
             <w:r>
               <w:rPr>
                 <w:sz w:val="20"/>
@@ -335,6 +421,8 @@
               </w:rPr>
               <w:t>macd.R</w:t>
             </w:r>
+            <w:proofErr w:type="spellEnd"/>
+            <w:proofErr w:type="gramEnd"/>
           </w:p>
         </w:tc>
         <w:tc>
@@ -348,12 +436,78 @@
             </w:tcMar>
           </w:tcPr>
           <w:p>
-            <w:r>
-              <w:rPr>
-                <w:sz w:val="20"/>
-                <w:szCs w:val="20"/>
-              </w:rPr>
-              <w:t>macd(data, short_period, long_period, signal_period) (uses ema)</w:t>
+            <w:proofErr w:type="spellStart"/>
+            <w:proofErr w:type="gramStart"/>
+            <w:r>
+              <w:rPr>
+                <w:sz w:val="20"/>
+                <w:szCs w:val="20"/>
+              </w:rPr>
+              <w:t>macd</w:t>
+            </w:r>
+            <w:proofErr w:type="spellEnd"/>
+            <w:r>
+              <w:rPr>
+                <w:sz w:val="20"/>
+                <w:szCs w:val="20"/>
+              </w:rPr>
+              <w:t>(</w:t>
+            </w:r>
+            <w:proofErr w:type="gramEnd"/>
+            <w:r>
+              <w:rPr>
+                <w:sz w:val="20"/>
+                <w:szCs w:val="20"/>
+              </w:rPr>
+              <w:t xml:space="preserve">data, </w:t>
+            </w:r>
+            <w:proofErr w:type="spellStart"/>
+            <w:r>
+              <w:rPr>
+                <w:sz w:val="20"/>
+                <w:szCs w:val="20"/>
+              </w:rPr>
+              <w:t>short_period</w:t>
+            </w:r>
+            <w:proofErr w:type="spellEnd"/>
+            <w:r>
+              <w:rPr>
+                <w:sz w:val="20"/>
+                <w:szCs w:val="20"/>
+              </w:rPr>
+              <w:t xml:space="preserve">, </w:t>
+            </w:r>
+            <w:proofErr w:type="spellStart"/>
+            <w:r>
+              <w:rPr>
+                <w:sz w:val="20"/>
+                <w:szCs w:val="20"/>
+              </w:rPr>
+              <w:t>long_period</w:t>
+            </w:r>
+            <w:proofErr w:type="spellEnd"/>
+            <w:r>
+              <w:rPr>
+                <w:sz w:val="20"/>
+                <w:szCs w:val="20"/>
+              </w:rPr>
+              <w:t xml:space="preserve">, </w:t>
+            </w:r>
+            <w:proofErr w:type="spellStart"/>
+            <w:r>
+              <w:rPr>
+                <w:sz w:val="20"/>
+                <w:szCs w:val="20"/>
+              </w:rPr>
+              <w:t>signal_period</w:t>
+            </w:r>
+            <w:proofErr w:type="spellEnd"/>
+            <w:r>
+              <w:rPr>
+                <w:sz w:val="20"/>
+                <w:szCs w:val="20"/>
+              </w:rPr>
+              <w:t>) (uses ema)</w:t>
             </w:r>
           </w:p>
         </w:tc>
@@ -376,6 +530,8 @@
             </w:tcMar>
           </w:tcPr>
           <w:p>
+            <w:proofErr w:type="spellStart"/>
+            <w:proofErr w:type="gramStart"/>
             <w:r>
               <w:rPr>
                 <w:sz w:val="20"/>
@@ -383,6 +539,8 @@
               </w:rPr>
               <w:t>stdev.R</w:t>
             </w:r>
+            <w:proofErr w:type="spellEnd"/>
+            <w:proofErr w:type="gramEnd"/>
           </w:p>
         </w:tc>
         <w:tc>
@@ -396,12 +554,21 @@
             </w:tcMar>
           </w:tcPr>
           <w:p>
-            <w:r>
-              <w:rPr>
-                <w:sz w:val="20"/>
-                <w:szCs w:val="20"/>
-              </w:rPr>
-              <w:t>stdev(data)</w:t>
+            <w:proofErr w:type="spellStart"/>
+            <w:r>
+              <w:rPr>
+                <w:sz w:val="20"/>
+                <w:szCs w:val="20"/>
+              </w:rPr>
+              <w:t>stdev</w:t>
+            </w:r>
+            <w:proofErr w:type="spellEnd"/>
+            <w:r>
+              <w:rPr>
+                <w:sz w:val="20"/>
+                <w:szCs w:val="20"/>
+              </w:rPr>
+              <w:t>(data)</w:t>
             </w:r>
           </w:p>
         </w:tc>
@@ -424,6 +591,8 @@
             </w:tcMar>
           </w:tcPr>
           <w:p>
+            <w:proofErr w:type="spellStart"/>
+            <w:proofErr w:type="gramStart"/>
             <w:r>
               <w:rPr>
                 <w:sz w:val="20"/>
@@ -431,6 +600,8 @@
               </w:rPr>
               <w:t>linreg.R</w:t>
             </w:r>
+            <w:proofErr w:type="spellEnd"/>
+            <w:proofErr w:type="gramEnd"/>
           </w:p>
         </w:tc>
         <w:tc>
@@ -444,12 +615,71 @@
             </w:tcMar>
           </w:tcPr>
           <w:p>
-            <w:r>
-              <w:rPr>
-                <w:sz w:val="20"/>
-                <w:szCs w:val="20"/>
-              </w:rPr>
-              <w:t>linreg(regressionSource, regressionLength, regressionOffset)</w:t>
+            <w:proofErr w:type="spellStart"/>
+            <w:proofErr w:type="gramStart"/>
+            <w:r>
+              <w:rPr>
+                <w:sz w:val="20"/>
+                <w:szCs w:val="20"/>
+              </w:rPr>
+              <w:t>linreg</w:t>
+            </w:r>
+            <w:proofErr w:type="spellEnd"/>
+            <w:r>
+              <w:rPr>
+                <w:sz w:val="20"/>
+                <w:szCs w:val="20"/>
+              </w:rPr>
+              <w:t>(</w:t>
+            </w:r>
+            <w:proofErr w:type="spellStart"/>
+            <w:proofErr w:type="gramEnd"/>
+            <w:r>
+              <w:rPr>
+                <w:sz w:val="20"/>
+                <w:szCs w:val="20"/>
+              </w:rPr>
+              <w:t>regressionSource</w:t>
+            </w:r>
+            <w:proofErr w:type="spellEnd"/>
+            <w:r>
+              <w:rPr>
+                <w:sz w:val="20"/>
+                <w:szCs w:val="20"/>
+              </w:rPr>
+              <w:t xml:space="preserve">, </w:t>
+            </w:r>
+            <w:proofErr w:type="spellStart"/>
+            <w:r>
+              <w:rPr>
+                <w:sz w:val="20"/>
+                <w:szCs w:val="20"/>
+              </w:rPr>
+              <w:t>regressionLength</w:t>
+            </w:r>
+            <w:proofErr w:type="spellEnd"/>
+            <w:r>
+              <w:rPr>
+                <w:sz w:val="20"/>
+                <w:szCs w:val="20"/>
+              </w:rPr>
+              <w:t xml:space="preserve">, </w:t>
+            </w:r>
+            <w:proofErr w:type="spellStart"/>
+            <w:r>
+              <w:rPr>
+                <w:sz w:val="20"/>
+                <w:szCs w:val="20"/>
+              </w:rPr>
+              <w:t>regressionOffset</w:t>
+            </w:r>
+            <w:proofErr w:type="spellEnd"/>
+            <w:r>
+              <w:rPr>
+                <w:sz w:val="20"/>
+                <w:szCs w:val="20"/>
+              </w:rPr>
+              <w:t>)</w:t>
             </w:r>
           </w:p>
         </w:tc>
@@ -472,6 +702,8 @@
             </w:tcMar>
           </w:tcPr>
           <w:p>
+            <w:proofErr w:type="spellStart"/>
+            <w:proofErr w:type="gramStart"/>
             <w:r>
               <w:rPr>
                 <w:sz w:val="20"/>
@@ -479,6 +711,8 @@
               </w:rPr>
               <w:t>rsi.R</w:t>
             </w:r>
+            <w:proofErr w:type="spellEnd"/>
+            <w:proofErr w:type="gramEnd"/>
           </w:p>
         </w:tc>
         <w:tc>
@@ -492,12 +726,30 @@
             </w:tcMar>
           </w:tcPr>
           <w:p>
-            <w:r>
-              <w:rPr>
-                <w:sz w:val="20"/>
-                <w:szCs w:val="20"/>
-              </w:rPr>
-              <w:t>rsi(data, period)</w:t>
+            <w:proofErr w:type="spellStart"/>
+            <w:proofErr w:type="gramStart"/>
+            <w:r>
+              <w:rPr>
+                <w:sz w:val="20"/>
+                <w:szCs w:val="20"/>
+              </w:rPr>
+              <w:t>rsi</w:t>
+            </w:r>
+            <w:proofErr w:type="spellEnd"/>
+            <w:r>
+              <w:rPr>
+                <w:sz w:val="20"/>
+                <w:szCs w:val="20"/>
+              </w:rPr>
+              <w:t>(</w:t>
+            </w:r>
+            <w:proofErr w:type="gramEnd"/>
+            <w:r>
+              <w:rPr>
+                <w:sz w:val="20"/>
+                <w:szCs w:val="20"/>
+              </w:rPr>
+              <w:t>data, period)</w:t>
             </w:r>
           </w:p>
         </w:tc>
@@ -520,13 +772,24 @@
             </w:tcMar>
           </w:tcPr>
           <w:p>
-            <w:r>
-              <w:rPr>
-                <w:sz w:val="20"/>
-                <w:szCs w:val="20"/>
-              </w:rPr>
-              <w:t>stoch_rsi.R</w:t>
-            </w:r>
+            <w:proofErr w:type="spellStart"/>
+            <w:r>
+              <w:rPr>
+                <w:sz w:val="20"/>
+                <w:szCs w:val="20"/>
+              </w:rPr>
+              <w:t>stoch_</w:t>
+            </w:r>
+            <w:proofErr w:type="gramStart"/>
+            <w:r>
+              <w:rPr>
+                <w:sz w:val="20"/>
+                <w:szCs w:val="20"/>
+              </w:rPr>
+              <w:t>rsi.R</w:t>
+            </w:r>
+            <w:proofErr w:type="spellEnd"/>
+            <w:proofErr w:type="gramEnd"/>
           </w:p>
         </w:tc>
         <w:tc>
@@ -540,12 +803,101 @@
             </w:tcMar>
           </w:tcPr>
           <w:p>
-            <w:r>
-              <w:rPr>
-                <w:sz w:val="20"/>
-                <w:szCs w:val="20"/>
-              </w:rPr>
-              <w:t>stoch_rsi(data, period, k_period, d_period) (uses rsi and sma)</w:t>
+            <w:proofErr w:type="spellStart"/>
+            <w:r>
+              <w:rPr>
+                <w:sz w:val="20"/>
+                <w:szCs w:val="20"/>
+              </w:rPr>
+              <w:t>stoch_</w:t>
+            </w:r>
+            <w:proofErr w:type="gramStart"/>
+            <w:r>
+              <w:rPr>
+                <w:sz w:val="20"/>
+                <w:szCs w:val="20"/>
+              </w:rPr>
+              <w:t>rsi</w:t>
+            </w:r>
+            <w:proofErr w:type="spellEnd"/>
+            <w:r>
+              <w:rPr>
+                <w:sz w:val="20"/>
+                <w:szCs w:val="20"/>
+              </w:rPr>
+              <w:t>(</w:t>
+            </w:r>
+            <w:proofErr w:type="gramEnd"/>
+            <w:r>
+              <w:rPr>
+                <w:sz w:val="20"/>
+                <w:szCs w:val="20"/>
+              </w:rPr>
+              <w:t xml:space="preserve">data, period, </w:t>
+            </w:r>
+            <w:proofErr w:type="spellStart"/>
+            <w:r>
+              <w:rPr>
+                <w:sz w:val="20"/>
+                <w:szCs w:val="20"/>
+              </w:rPr>
+              <w:t>k_period</w:t>
+            </w:r>
+            <w:proofErr w:type="spellEnd"/>
+            <w:r>
+              <w:rPr>
+                <w:sz w:val="20"/>
+                <w:szCs w:val="20"/>
+              </w:rPr>
+              <w:t xml:space="preserve">, </w:t>
+            </w:r>
+            <w:proofErr w:type="spellStart"/>
+            <w:r>
+              <w:rPr>
+                <w:sz w:val="20"/>
+                <w:szCs w:val="20"/>
+              </w:rPr>
+              <w:t>d_period</w:t>
+            </w:r>
+            <w:proofErr w:type="spellEnd"/>
+            <w:r>
+              <w:rPr>
+                <w:sz w:val="20"/>
+                <w:szCs w:val="20"/>
+              </w:rPr>
+              <w:t xml:space="preserve">) (uses </w:t>
+            </w:r>
+            <w:proofErr w:type="spellStart"/>
+            <w:r>
+              <w:rPr>
+                <w:sz w:val="20"/>
+                <w:szCs w:val="20"/>
+              </w:rPr>
+              <w:t>rsi</w:t>
+            </w:r>
+            <w:proofErr w:type="spellEnd"/>
+            <w:r>
+              <w:rPr>
+                <w:sz w:val="20"/>
+                <w:szCs w:val="20"/>
+              </w:rPr>
+              <w:t xml:space="preserve"> and </w:t>
+            </w:r>
+            <w:proofErr w:type="spellStart"/>
+            <w:r>
+              <w:rPr>
+                <w:sz w:val="20"/>
+                <w:szCs w:val="20"/>
+              </w:rPr>
+              <w:t>sma</w:t>
+            </w:r>
+            <w:proofErr w:type="spellEnd"/>
+            <w:r>
+              <w:rPr>
+                <w:sz w:val="20"/>
+                <w:szCs w:val="20"/>
+              </w:rPr>
+              <w:t>)</w:t>
             </w:r>
           </w:p>
         </w:tc>
@@ -568,6 +920,8 @@
             </w:tcMar>
           </w:tcPr>
           <w:p>
+            <w:proofErr w:type="spellStart"/>
+            <w:proofErr w:type="gramStart"/>
             <w:r>
               <w:rPr>
                 <w:sz w:val="20"/>
@@ -575,6 +929,8 @@
               </w:rPr>
               <w:t>crossover.R</w:t>
             </w:r>
+            <w:proofErr w:type="spellEnd"/>
+            <w:proofErr w:type="gramEnd"/>
           </w:p>
         </w:tc>
         <w:tc>
@@ -588,12 +944,21 @@
             </w:tcMar>
           </w:tcPr>
           <w:p>
-            <w:r>
-              <w:rPr>
-                <w:sz w:val="20"/>
-                <w:szCs w:val="20"/>
-              </w:rPr>
-              <w:t>crossover(arr1, arr2)</w:t>
+            <w:proofErr w:type="gramStart"/>
+            <w:r>
+              <w:rPr>
+                <w:sz w:val="20"/>
+                <w:szCs w:val="20"/>
+              </w:rPr>
+              <w:t>crossover(</w:t>
+            </w:r>
+            <w:proofErr w:type="gramEnd"/>
+            <w:r>
+              <w:rPr>
+                <w:sz w:val="20"/>
+                <w:szCs w:val="20"/>
+              </w:rPr>
+              <w:t>arr1, arr2)</w:t>
             </w:r>
           </w:p>
         </w:tc>
@@ -616,6 +981,8 @@
             </w:tcMar>
           </w:tcPr>
           <w:p>
+            <w:proofErr w:type="spellStart"/>
+            <w:proofErr w:type="gramStart"/>
             <w:r>
               <w:rPr>
                 <w:sz w:val="20"/>
@@ -623,6 +990,8 @@
               </w:rPr>
               <w:t>crossunder.R</w:t>
             </w:r>
+            <w:proofErr w:type="spellEnd"/>
+            <w:proofErr w:type="gramEnd"/>
           </w:p>
         </w:tc>
         <w:tc>
@@ -636,12 +1005,30 @@
             </w:tcMar>
           </w:tcPr>
           <w:p>
-            <w:r>
-              <w:rPr>
-                <w:sz w:val="20"/>
-                <w:szCs w:val="20"/>
-              </w:rPr>
-              <w:t>crossunder(arr1, arr2)</w:t>
+            <w:proofErr w:type="spellStart"/>
+            <w:proofErr w:type="gramStart"/>
+            <w:r>
+              <w:rPr>
+                <w:sz w:val="20"/>
+                <w:szCs w:val="20"/>
+              </w:rPr>
+              <w:t>crossunder</w:t>
+            </w:r>
+            <w:proofErr w:type="spellEnd"/>
+            <w:r>
+              <w:rPr>
+                <w:sz w:val="20"/>
+                <w:szCs w:val="20"/>
+              </w:rPr>
+              <w:t>(</w:t>
+            </w:r>
+            <w:proofErr w:type="gramEnd"/>
+            <w:r>
+              <w:rPr>
+                <w:sz w:val="20"/>
+                <w:szCs w:val="20"/>
+              </w:rPr>
+              <w:t>arr1, arr2)</w:t>
             </w:r>
           </w:p>
         </w:tc>
@@ -664,13 +1051,24 @@
             </w:tcMar>
           </w:tcPr>
           <w:p>
-            <w:r>
-              <w:rPr>
-                <w:sz w:val="20"/>
-                <w:szCs w:val="20"/>
-              </w:rPr>
-              <w:t>test_indicators.R</w:t>
-            </w:r>
+            <w:proofErr w:type="spellStart"/>
+            <w:r>
+              <w:rPr>
+                <w:sz w:val="20"/>
+                <w:szCs w:val="20"/>
+              </w:rPr>
+              <w:t>test_</w:t>
+            </w:r>
+            <w:proofErr w:type="gramStart"/>
+            <w:r>
+              <w:rPr>
+                <w:sz w:val="20"/>
+                <w:szCs w:val="20"/>
+              </w:rPr>
+              <w:t>indicators.R</w:t>
+            </w:r>
+            <w:proofErr w:type="spellEnd"/>
+            <w:proofErr w:type="gramEnd"/>
           </w:p>
         </w:tc>
         <w:tc>
@@ -712,13 +1110,24 @@
             </w:tcMar>
           </w:tcPr>
           <w:p>
-            <w:r>
-              <w:rPr>
-                <w:sz w:val="20"/>
-                <w:szCs w:val="20"/>
-              </w:rPr>
-              <w:t>demo_stock_analysis.R</w:t>
-            </w:r>
+            <w:proofErr w:type="spellStart"/>
+            <w:r>
+              <w:rPr>
+                <w:sz w:val="20"/>
+                <w:szCs w:val="20"/>
+              </w:rPr>
+              <w:t>demo_stock_</w:t>
+            </w:r>
+            <w:proofErr w:type="gramStart"/>
+            <w:r>
+              <w:rPr>
+                <w:sz w:val="20"/>
+                <w:szCs w:val="20"/>
+              </w:rPr>
+              <w:t>analysis.R</w:t>
+            </w:r>
+            <w:proofErr w:type="spellEnd"/>
+            <w:proofErr w:type="gramEnd"/>
           </w:p>
         </w:tc>
         <w:tc>
@@ -823,7 +1232,28 @@
         <w:spacing w:after="60"/>
       </w:pPr>
       <w:r>
-        <w:t>Open test_indicators.R and set the working directory to the Assignment5 folder: Session &gt; Set Working Directory &gt; To Source File Location (or setwd("path/to/Assignment5")).</w:t>
+        <w:t xml:space="preserve">Open </w:t>
+      </w:r>
+      <w:proofErr w:type="spellStart"/>
+      <w:r>
+        <w:t>test_</w:t>
+      </w:r>
+      <w:proofErr w:type="gramStart"/>
+      <w:r>
+        <w:t>indicators.R</w:t>
+      </w:r>
+      <w:proofErr w:type="spellEnd"/>
+      <w:proofErr w:type="gramEnd"/>
+      <w:r>
+        <w:t xml:space="preserve"> and set the working directory to the Assignment5 folder: Session &gt; Set Working Directory &gt; To Source File Location (or </w:t>
+      </w:r>
+      <w:proofErr w:type="spellStart"/>
+      <w:r>
+        <w:t>setwd</w:t>
+      </w:r>
+      <w:proofErr w:type="spellEnd"/>
+      <w:r>
+        <w:t>("path/to/Assignment5")).</w:t>
       </w:r>
     </w:p>
     <w:p>
@@ -836,7 +1266,15 @@
         <w:spacing w:after="60"/>
       </w:pPr>
       <w:r>
-        <w:t>Click Source. The file loads all nine function files, prints the example outputs from the instructions, and shows PASS or FAIL for every check. The summary at the end should say "47 of 47 tests passed". No packages are needed.</w:t>
+        <w:t xml:space="preserve">Click Source. The file loads all nine function files, prints the example outputs from the instructions, and shows PASS or FAIL for every check. The summary at the end should </w:t>
+      </w:r>
+      <w:proofErr w:type="gramStart"/>
+      <w:r>
+        <w:t>say</w:t>
+      </w:r>
+      <w:proofErr w:type="gramEnd"/>
+      <w:r>
+        <w:t xml:space="preserve"> "47 of 47 tests passed". No packages are needed.</w:t>
       </w:r>
     </w:p>
     <w:p>
@@ -850,7 +1288,83 @@
       </w:pPr>
       <w:r>
         <w:lastRenderedPageBreak/>
-        <w:t>To use one function on its own, source its file, e.g. source("sma.R") then sma(c(10, 12, 15, 20), 3). macd.R loads ema.R automatically, and stoch_rsi.R loads rsi.R and sma.R if they are not loaded yet.</w:t>
+        <w:t>To use one function on its own, source its file, e.g. source("</w:t>
+      </w:r>
+      <w:proofErr w:type="spellStart"/>
+      <w:proofErr w:type="gramStart"/>
+      <w:r>
+        <w:t>sma.R</w:t>
+      </w:r>
+      <w:proofErr w:type="spellEnd"/>
+      <w:proofErr w:type="gramEnd"/>
+      <w:r>
+        <w:t xml:space="preserve">") then </w:t>
+      </w:r>
+      <w:proofErr w:type="spellStart"/>
+      <w:proofErr w:type="gramStart"/>
+      <w:r>
+        <w:t>sma</w:t>
+      </w:r>
+      <w:proofErr w:type="spellEnd"/>
+      <w:r>
+        <w:t>(c(</w:t>
+      </w:r>
+      <w:proofErr w:type="gramEnd"/>
+      <w:r>
+        <w:t xml:space="preserve">10, 12, 15, 20), 3). </w:t>
+      </w:r>
+      <w:proofErr w:type="spellStart"/>
+      <w:proofErr w:type="gramStart"/>
+      <w:r>
+        <w:t>macd.R</w:t>
+      </w:r>
+      <w:proofErr w:type="spellEnd"/>
+      <w:proofErr w:type="gramEnd"/>
+      <w:r>
+        <w:t xml:space="preserve"> loads </w:t>
+      </w:r>
+      <w:proofErr w:type="spellStart"/>
+      <w:proofErr w:type="gramStart"/>
+      <w:r>
+        <w:t>ema.R</w:t>
+      </w:r>
+      <w:proofErr w:type="spellEnd"/>
+      <w:proofErr w:type="gramEnd"/>
+      <w:r>
+        <w:t xml:space="preserve"> automatically, and </w:t>
+      </w:r>
+      <w:proofErr w:type="spellStart"/>
+      <w:r>
+        <w:t>stoch_</w:t>
+      </w:r>
+      <w:proofErr w:type="gramStart"/>
+      <w:r>
+        <w:t>rsi.R</w:t>
+      </w:r>
+      <w:proofErr w:type="spellEnd"/>
+      <w:proofErr w:type="gramEnd"/>
+      <w:r>
+        <w:t xml:space="preserve"> loads </w:t>
+      </w:r>
+      <w:proofErr w:type="spellStart"/>
+      <w:proofErr w:type="gramStart"/>
+      <w:r>
+        <w:t>rsi.R</w:t>
+      </w:r>
+      <w:proofErr w:type="spellEnd"/>
+      <w:proofErr w:type="gramEnd"/>
+      <w:r>
+        <w:t xml:space="preserve"> and </w:t>
+      </w:r>
+      <w:proofErr w:type="spellStart"/>
+      <w:proofErr w:type="gramStart"/>
+      <w:r>
+        <w:t>sma.R</w:t>
+      </w:r>
+      <w:proofErr w:type="spellEnd"/>
+      <w:proofErr w:type="gramEnd"/>
+      <w:r>
+        <w:t xml:space="preserve"> if they are not loaded yet.</w:t>
       </w:r>
     </w:p>
     <w:p>
@@ -863,7 +1377,28 @@
         <w:spacing w:after="60"/>
       </w:pPr>
       <w:r>
-        <w:t>Optional: run demo_stock_analysis.R to apply the indicators to real stock data. This needs the quantmod package (only for downloading prices, as in Assignment 2) and an internet connection.</w:t>
+        <w:t xml:space="preserve">Optional: run </w:t>
+      </w:r>
+      <w:proofErr w:type="spellStart"/>
+      <w:r>
+        <w:t>demo_stock_</w:t>
+      </w:r>
+      <w:proofErr w:type="gramStart"/>
+      <w:r>
+        <w:t>analysis.R</w:t>
+      </w:r>
+      <w:proofErr w:type="spellEnd"/>
+      <w:proofErr w:type="gramEnd"/>
+      <w:r>
+        <w:t xml:space="preserve"> to apply the indicators to real stock data. This needs the </w:t>
+      </w:r>
+      <w:proofErr w:type="spellStart"/>
+      <w:r>
+        <w:t>quantmod</w:t>
+      </w:r>
+      <w:proofErr w:type="spellEnd"/>
+      <w:r>
+        <w:t xml:space="preserve"> package (only for downloading prices, as in Assignment 2) and an internet connection.</w:t>
       </w:r>
     </w:p>
     <w:p>
@@ -879,7 +1414,15 @@
         <w:pStyle w:val="Heading2"/>
       </w:pPr>
       <w:r>
-        <w:t>4.1 Simple Moving Average (sma)</w:t>
+        <w:t>4.1 Simple Moving Average (</w:t>
+      </w:r>
+      <w:proofErr w:type="spellStart"/>
+      <w:r>
+        <w:t>sma</w:t>
+      </w:r>
+      <w:proofErr w:type="spellEnd"/>
+      <w:r>
+        <w:t>)</w:t>
       </w:r>
     </w:p>
     <w:p>
@@ -924,7 +1467,15 @@
         <w:t xml:space="preserve">Implementation notes: </w:t>
       </w:r>
       <w:r>
-        <w:t>Stops with an error if the data is shorter than the period. Following the pseudocode, the result has length(data) - period + 1 values (no NA padding), so the first value belongs to the period-th data point.</w:t>
+        <w:t>Stops with an error if the data is shorter than the period. Following the pseudocode, the result has length(data) - period + 1 values (no NA padding), so the first value belongs to the period-</w:t>
+      </w:r>
+      <w:proofErr w:type="spellStart"/>
+      <w:r>
+        <w:t>th</w:t>
+      </w:r>
+      <w:proofErr w:type="spellEnd"/>
+      <w:r>
+        <w:t xml:space="preserve"> data point.</w:t>
       </w:r>
     </w:p>
     <w:p>
@@ -955,7 +1506,7 @@
                     <pic:cNvPicPr/>
                   </pic:nvPicPr>
                   <pic:blipFill>
-                    <a:blip r:embed="rId7"/>
+                    <a:blip r:embed="rId8"/>
                     <a:stretch>
                       <a:fillRect/>
                     </a:stretch>
@@ -988,7 +1539,38 @@
           <w:sz w:val="20"/>
           <w:szCs w:val="20"/>
         </w:rPr>
-        <w:t>Figure 1: sma() example output and tests</w:t>
+        <w:t xml:space="preserve">Figure 1: </w:t>
+      </w:r>
+      <w:proofErr w:type="spellStart"/>
+      <w:proofErr w:type="gramStart"/>
+      <w:r>
+        <w:rPr>
+          <w:i/>
+          <w:iCs/>
+          <w:sz w:val="20"/>
+          <w:szCs w:val="20"/>
+        </w:rPr>
+        <w:t>sma</w:t>
+      </w:r>
+      <w:proofErr w:type="spellEnd"/>
+      <w:r>
+        <w:rPr>
+          <w:i/>
+          <w:iCs/>
+          <w:sz w:val="20"/>
+          <w:szCs w:val="20"/>
+        </w:rPr>
+        <w:t>(</w:t>
+      </w:r>
+      <w:proofErr w:type="gramEnd"/>
+      <w:r>
+        <w:rPr>
+          <w:i/>
+          <w:iCs/>
+          <w:sz w:val="20"/>
+          <w:szCs w:val="20"/>
+        </w:rPr>
+        <w:t>) example output and tests</w:t>
       </w:r>
     </w:p>
     <w:p>
@@ -1026,7 +1608,31 @@
         <w:t xml:space="preserve">How it is calculated: </w:t>
       </w:r>
       <w:r>
-        <w:t>multiplier = 2 / (period + 1). The first EMA is the first price. After that, EMA(i) = (price(i) - EMA(i-1)) x multiplier + EMA(i-1).</w:t>
+        <w:t xml:space="preserve">multiplier = 2 / (period + 1). The first EMA is the first </w:t>
+      </w:r>
+      <w:proofErr w:type="gramStart"/>
+      <w:r>
+        <w:t>price</w:t>
+      </w:r>
+      <w:proofErr w:type="gramEnd"/>
+      <w:r>
+        <w:t>. After that, EMA(</w:t>
+      </w:r>
+      <w:proofErr w:type="spellStart"/>
+      <w:r>
+        <w:t>i</w:t>
+      </w:r>
+      <w:proofErr w:type="spellEnd"/>
+      <w:r>
+        <w:t>) = (price(</w:t>
+      </w:r>
+      <w:proofErr w:type="spellStart"/>
+      <w:r>
+        <w:t>i</w:t>
+      </w:r>
+      <w:proofErr w:type="spellEnd"/>
+      <w:r>
+        <w:t>) - EMA(i-1)) x multiplier + EMA(i-1).</w:t>
       </w:r>
     </w:p>
     <w:p>
@@ -1041,7 +1647,15 @@
         <w:t xml:space="preserve">Implementation notes: </w:t>
       </w:r>
       <w:r>
-        <w:t>Returns a value for every data point. I checked it with an independent calculation using Reduce(). By hand, with period 3 the multiplier is 0.5, so the second value is (12 - 10) x 0.5 + 10 = 11, which matches.</w:t>
+        <w:t xml:space="preserve">Returns a value for every data point. I checked it with an independent calculation using </w:t>
+      </w:r>
+      <w:proofErr w:type="gramStart"/>
+      <w:r>
+        <w:t>Reduce(</w:t>
+      </w:r>
+      <w:proofErr w:type="gramEnd"/>
+      <w:r>
+        <w:t>). By hand, with period 3 the multiplier is 0.5, so the second value is (12 - 10) x 0.5 + 10 = 11, which matches.</w:t>
       </w:r>
     </w:p>
     <w:p>
@@ -1073,7 +1687,7 @@
                     <pic:cNvPicPr/>
                   </pic:nvPicPr>
                   <pic:blipFill>
-                    <a:blip r:embed="rId8"/>
+                    <a:blip r:embed="rId9"/>
                     <a:stretch>
                       <a:fillRect/>
                     </a:stretch>
@@ -1106,7 +1720,27 @@
           <w:sz w:val="20"/>
           <w:szCs w:val="20"/>
         </w:rPr>
-        <w:t>Figure 2: ema() example output and tests</w:t>
+        <w:t xml:space="preserve">Figure 2: </w:t>
+      </w:r>
+      <w:proofErr w:type="gramStart"/>
+      <w:r>
+        <w:rPr>
+          <w:i/>
+          <w:iCs/>
+          <w:sz w:val="20"/>
+          <w:szCs w:val="20"/>
+        </w:rPr>
+        <w:t>ema(</w:t>
+      </w:r>
+      <w:proofErr w:type="gramEnd"/>
+      <w:r>
+        <w:rPr>
+          <w:i/>
+          <w:iCs/>
+          <w:sz w:val="20"/>
+          <w:szCs w:val="20"/>
+        </w:rPr>
+        <w:t>) example output and tests</w:t>
       </w:r>
     </w:p>
     <w:p>
@@ -1114,7 +1748,15 @@
         <w:pStyle w:val="Heading2"/>
       </w:pPr>
       <w:r>
-        <w:t>4.3 MACD (macd)</w:t>
+        <w:t>4.3 MACD (</w:t>
+      </w:r>
+      <w:proofErr w:type="spellStart"/>
+      <w:r>
+        <w:t>macd</w:t>
+      </w:r>
+      <w:proofErr w:type="spellEnd"/>
+      <w:r>
+        <w:t>)</w:t>
       </w:r>
     </w:p>
     <w:p>
@@ -1144,7 +1786,31 @@
         <w:t xml:space="preserve">How it is calculated: </w:t>
       </w:r>
       <w:r>
-        <w:t>MACD line = EMA(short) - EMA(long). Signal line = EMA of the MACD line over signal_period. Histogram = MACD line - signal line.</w:t>
+        <w:t xml:space="preserve">MACD line = </w:t>
+      </w:r>
+      <w:proofErr w:type="gramStart"/>
+      <w:r>
+        <w:t>EMA(</w:t>
+      </w:r>
+      <w:proofErr w:type="gramEnd"/>
+      <w:r>
+        <w:t xml:space="preserve">short) - </w:t>
+      </w:r>
+      <w:proofErr w:type="gramStart"/>
+      <w:r>
+        <w:t>EMA(</w:t>
+      </w:r>
+      <w:proofErr w:type="gramEnd"/>
+      <w:r>
+        <w:t xml:space="preserve">long). Signal line = EMA of the MACD line over </w:t>
+      </w:r>
+      <w:proofErr w:type="spellStart"/>
+      <w:r>
+        <w:t>signal_period</w:t>
+      </w:r>
+      <w:proofErr w:type="spellEnd"/>
+      <w:r>
+        <w:t>. Histogram = MACD line - signal line.</w:t>
       </w:r>
     </w:p>
     <w:p>
@@ -1159,7 +1825,31 @@
         <w:t xml:space="preserve">Implementation notes: </w:t>
       </w:r>
       <w:r>
-        <w:t>Reuses my ema() function and returns a list with macd_line, signal_line and histogram. In a steady uptrend the MACD is positive, which the test confirms.</w:t>
+        <w:t xml:space="preserve">Reuses my </w:t>
+      </w:r>
+      <w:proofErr w:type="gramStart"/>
+      <w:r>
+        <w:t>ema(</w:t>
+      </w:r>
+      <w:proofErr w:type="gramEnd"/>
+      <w:r>
+        <w:t xml:space="preserve">) function and returns a list with </w:t>
+      </w:r>
+      <w:proofErr w:type="spellStart"/>
+      <w:r>
+        <w:t>macd_line</w:t>
+      </w:r>
+      <w:proofErr w:type="spellEnd"/>
+      <w:r>
+        <w:t xml:space="preserve">, </w:t>
+      </w:r>
+      <w:proofErr w:type="spellStart"/>
+      <w:r>
+        <w:t>signal_line</w:t>
+      </w:r>
+      <w:proofErr w:type="spellEnd"/>
+      <w:r>
+        <w:t xml:space="preserve"> and histogram. In a steady uptrend the MACD is positive, which the test confirms.</w:t>
       </w:r>
     </w:p>
     <w:p>
@@ -1190,7 +1880,7 @@
                     <pic:cNvPicPr/>
                   </pic:nvPicPr>
                   <pic:blipFill>
-                    <a:blip r:embed="rId9"/>
+                    <a:blip r:embed="rId10"/>
                     <a:stretch>
                       <a:fillRect/>
                     </a:stretch>
@@ -1223,7 +1913,38 @@
           <w:sz w:val="20"/>
           <w:szCs w:val="20"/>
         </w:rPr>
-        <w:t>Figure 3: macd() example output and tests</w:t>
+        <w:t xml:space="preserve">Figure 3: </w:t>
+      </w:r>
+      <w:proofErr w:type="spellStart"/>
+      <w:proofErr w:type="gramStart"/>
+      <w:r>
+        <w:rPr>
+          <w:i/>
+          <w:iCs/>
+          <w:sz w:val="20"/>
+          <w:szCs w:val="20"/>
+        </w:rPr>
+        <w:t>macd</w:t>
+      </w:r>
+      <w:proofErr w:type="spellEnd"/>
+      <w:r>
+        <w:rPr>
+          <w:i/>
+          <w:iCs/>
+          <w:sz w:val="20"/>
+          <w:szCs w:val="20"/>
+        </w:rPr>
+        <w:t>(</w:t>
+      </w:r>
+      <w:proofErr w:type="gramEnd"/>
+      <w:r>
+        <w:rPr>
+          <w:i/>
+          <w:iCs/>
+          <w:sz w:val="20"/>
+          <w:szCs w:val="20"/>
+        </w:rPr>
+        <w:t>) example output and tests</w:t>
       </w:r>
     </w:p>
     <w:p>
@@ -1231,7 +1952,15 @@
         <w:pStyle w:val="Heading2"/>
       </w:pPr>
       <w:r>
-        <w:t>4.4 Standard Deviation (stdev)</w:t>
+        <w:t>4.4 Standard Deviation (</w:t>
+      </w:r>
+      <w:proofErr w:type="spellStart"/>
+      <w:r>
+        <w:t>stdev</w:t>
+      </w:r>
+      <w:proofErr w:type="spellEnd"/>
+      <w:r>
+        <w:t>)</w:t>
       </w:r>
     </w:p>
     <w:p>
@@ -1245,8 +1974,21 @@
         </w:rPr>
         <w:t xml:space="preserve">Purpose: </w:t>
       </w:r>
-      <w:r>
-        <w:t>Measures how spread out the prices are from the mean. It is often used as a measure of volatility.</w:t>
+      <w:proofErr w:type="gramStart"/>
+      <w:r>
+        <w:t>Measures how spread</w:t>
+      </w:r>
+      <w:proofErr w:type="gramEnd"/>
+      <w:r>
+        <w:t xml:space="preserve"> out the prices are from the </w:t>
+      </w:r>
+      <w:proofErr w:type="gramStart"/>
+      <w:r>
+        <w:t>mean</w:t>
+      </w:r>
+      <w:proofErr w:type="gramEnd"/>
+      <w:r>
+        <w:t>. It is often used as a measure of volatility.</w:t>
       </w:r>
     </w:p>
     <w:p>
@@ -1261,7 +2003,23 @@
         <w:t xml:space="preserve">How it is calculated: </w:t>
       </w:r>
       <w:r>
-        <w:t>Find the mean, subtract it from each value, square the differences, take the mean of the squares (variance) and then the square root.</w:t>
+        <w:t xml:space="preserve">Find the </w:t>
+      </w:r>
+      <w:proofErr w:type="gramStart"/>
+      <w:r>
+        <w:t>mean</w:t>
+      </w:r>
+      <w:proofErr w:type="gramEnd"/>
+      <w:r>
+        <w:t xml:space="preserve">, subtract it from each value, square the differences, take the </w:t>
+      </w:r>
+      <w:proofErr w:type="gramStart"/>
+      <w:r>
+        <w:t>mean</w:t>
+      </w:r>
+      <w:proofErr w:type="gramEnd"/>
+      <w:r>
+        <w:t xml:space="preserve"> of the squares (variance) and then the square root.</w:t>
       </w:r>
     </w:p>
     <w:p>
@@ -1276,7 +2034,44 @@
         <w:t xml:space="preserve">Implementation notes: </w:t>
       </w:r>
       <w:r>
-        <w:t>This is the population standard deviation (divide by n), as in the formula given. R's sd() divides by n - 1, so my test checks that stdev(x) = sd(x) x sqrt((n-1)/n). I also tested c(2, 4, 4, 4, 5, 5, 7, 9), which is a known example with a standard deviation of exactly 2.</w:t>
+        <w:t xml:space="preserve">This is the population standard deviation (divide by n), as in the formula given. R's </w:t>
+      </w:r>
+      <w:proofErr w:type="spellStart"/>
+      <w:proofErr w:type="gramStart"/>
+      <w:r>
+        <w:t>sd</w:t>
+      </w:r>
+      <w:proofErr w:type="spellEnd"/>
+      <w:r>
+        <w:t>(</w:t>
+      </w:r>
+      <w:proofErr w:type="gramEnd"/>
+      <w:r>
+        <w:t xml:space="preserve">) divides by n - 1, so my test checks that </w:t>
+      </w:r>
+      <w:proofErr w:type="spellStart"/>
+      <w:r>
+        <w:t>stdev</w:t>
+      </w:r>
+      <w:proofErr w:type="spellEnd"/>
+      <w:r>
+        <w:t xml:space="preserve">(x) = </w:t>
+      </w:r>
+      <w:proofErr w:type="spellStart"/>
+      <w:r>
+        <w:t>sd</w:t>
+      </w:r>
+      <w:proofErr w:type="spellEnd"/>
+      <w:r>
+        <w:t xml:space="preserve">(x) x sqrt((n-1)/n). I also tested </w:t>
+      </w:r>
+      <w:proofErr w:type="gramStart"/>
+      <w:r>
+        <w:t>c(</w:t>
+      </w:r>
+      <w:proofErr w:type="gramEnd"/>
+      <w:r>
+        <w:t>2, 4, 4, 4, 5, 5, 7, 9), which is a known example with a standard deviation of exactly 2.</w:t>
       </w:r>
     </w:p>
     <w:p>
@@ -1308,7 +2103,7 @@
                     <pic:cNvPicPr/>
                   </pic:nvPicPr>
                   <pic:blipFill>
-                    <a:blip r:embed="rId10"/>
+                    <a:blip r:embed="rId11"/>
                     <a:stretch>
                       <a:fillRect/>
                     </a:stretch>
@@ -1341,7 +2136,38 @@
           <w:sz w:val="20"/>
           <w:szCs w:val="20"/>
         </w:rPr>
-        <w:t>Figure 4: stdev() example output and tests</w:t>
+        <w:t xml:space="preserve">Figure 4: </w:t>
+      </w:r>
+      <w:proofErr w:type="spellStart"/>
+      <w:proofErr w:type="gramStart"/>
+      <w:r>
+        <w:rPr>
+          <w:i/>
+          <w:iCs/>
+          <w:sz w:val="20"/>
+          <w:szCs w:val="20"/>
+        </w:rPr>
+        <w:t>stdev</w:t>
+      </w:r>
+      <w:proofErr w:type="spellEnd"/>
+      <w:r>
+        <w:rPr>
+          <w:i/>
+          <w:iCs/>
+          <w:sz w:val="20"/>
+          <w:szCs w:val="20"/>
+        </w:rPr>
+        <w:t>(</w:t>
+      </w:r>
+      <w:proofErr w:type="gramEnd"/>
+      <w:r>
+        <w:rPr>
+          <w:i/>
+          <w:iCs/>
+          <w:sz w:val="20"/>
+          <w:szCs w:val="20"/>
+        </w:rPr>
+        <w:t>) example output and tests</w:t>
       </w:r>
     </w:p>
     <w:p>
@@ -1349,7 +2175,15 @@
         <w:pStyle w:val="Heading2"/>
       </w:pPr>
       <w:r>
-        <w:t>4.5 Linear Regression (linreg)</w:t>
+        <w:t>4.5 Linear Regression (</w:t>
+      </w:r>
+      <w:proofErr w:type="spellStart"/>
+      <w:r>
+        <w:t>linreg</w:t>
+      </w:r>
+      <w:proofErr w:type="spellEnd"/>
+      <w:r>
+        <w:t>)</w:t>
       </w:r>
     </w:p>
     <w:p>
@@ -1379,7 +2213,63 @@
         <w:t xml:space="preserve">How it is calculated: </w:t>
       </w:r>
       <w:r>
-        <w:t>The x values are 1, 2, 3... in the window. slope = sum((x - mean x)(y - mean y)) / sum((x - mean x)^2), and intercept = mean y - slope x mean x. Predicted values = slope x x + intercept.</w:t>
+        <w:t xml:space="preserve">The x values are 1, 2, 3... in the window. slope = </w:t>
+      </w:r>
+      <w:proofErr w:type="gramStart"/>
+      <w:r>
+        <w:t>sum(</w:t>
+      </w:r>
+      <w:proofErr w:type="gramEnd"/>
+      <w:r>
+        <w:t xml:space="preserve">(x - mean </w:t>
+      </w:r>
+      <w:proofErr w:type="gramStart"/>
+      <w:r>
+        <w:t>x)(</w:t>
+      </w:r>
+      <w:proofErr w:type="gramEnd"/>
+      <w:r>
+        <w:t xml:space="preserve">y - mean y)) / </w:t>
+      </w:r>
+      <w:proofErr w:type="gramStart"/>
+      <w:r>
+        <w:t>sum(</w:t>
+      </w:r>
+      <w:proofErr w:type="gramEnd"/>
+      <w:r>
+        <w:t xml:space="preserve">(x - mean </w:t>
+      </w:r>
+      <w:proofErr w:type="gramStart"/>
+      <w:r>
+        <w:t>x)^</w:t>
+      </w:r>
+      <w:proofErr w:type="gramEnd"/>
+      <w:r>
+        <w:t xml:space="preserve">2), and intercept = mean y - slope x </w:t>
+      </w:r>
+      <w:proofErr w:type="gramStart"/>
+      <w:r>
+        <w:t>mean</w:t>
+      </w:r>
+      <w:proofErr w:type="gramEnd"/>
+      <w:r>
+        <w:t xml:space="preserve"> x. Predicted values = </w:t>
+      </w:r>
+      <w:proofErr w:type="gramStart"/>
+      <w:r>
+        <w:t>slope x</w:t>
+      </w:r>
+      <w:proofErr w:type="gramEnd"/>
+      <w:r>
+        <w:t xml:space="preserve"> </w:t>
+      </w:r>
+      <w:proofErr w:type="spellStart"/>
+      <w:r>
+        <w:t>x</w:t>
+      </w:r>
+      <w:proofErr w:type="spellEnd"/>
+      <w:r>
+        <w:t xml:space="preserve"> + intercept.</w:t>
       </w:r>
     </w:p>
     <w:p>
@@ -1394,7 +2284,100 @@
         <w:t xml:space="preserve">Implementation notes: </w:t>
       </w:r>
       <w:r>
-        <w:t>Gives an error if regressionLength is longer than the data or if regressionOffset &gt;= regressionLength. I found that the start index in the pseudocode (n - regressionLength + regressionOffset) picks regressionLength + 1 points when the offset is 0, and fewer points when the offset is bigger (for example, only 2 points for length 5 and offset 2). I changed it to n - regressionLength + 1 - regressionOffset so the window always has exactly regressionLength points and ends regressionOffset points before the last value. The slope, intercept and predicted values match R's lm() function.</w:t>
+        <w:t xml:space="preserve">Gives an error if </w:t>
+      </w:r>
+      <w:proofErr w:type="spellStart"/>
+      <w:r>
+        <w:t>regressionLength</w:t>
+      </w:r>
+      <w:proofErr w:type="spellEnd"/>
+      <w:r>
+        <w:t xml:space="preserve"> is longer than the data or if </w:t>
+      </w:r>
+      <w:proofErr w:type="spellStart"/>
+      <w:r>
+        <w:t>regressionOffset</w:t>
+      </w:r>
+      <w:proofErr w:type="spellEnd"/>
+      <w:r>
+        <w:t xml:space="preserve"> &gt;= </w:t>
+      </w:r>
+      <w:proofErr w:type="spellStart"/>
+      <w:r>
+        <w:t>regressionLength</w:t>
+      </w:r>
+      <w:proofErr w:type="spellEnd"/>
+      <w:r>
+        <w:t xml:space="preserve">. I found that the start index in the pseudocode (n - </w:t>
+      </w:r>
+      <w:proofErr w:type="spellStart"/>
+      <w:r>
+        <w:t>regressionLength</w:t>
+      </w:r>
+      <w:proofErr w:type="spellEnd"/>
+      <w:r>
+        <w:t xml:space="preserve"> + </w:t>
+      </w:r>
+      <w:proofErr w:type="spellStart"/>
+      <w:r>
+        <w:t>regressionOffset</w:t>
+      </w:r>
+      <w:proofErr w:type="spellEnd"/>
+      <w:r>
+        <w:t xml:space="preserve">) picks </w:t>
+      </w:r>
+      <w:proofErr w:type="spellStart"/>
+      <w:r>
+        <w:t>regressionLength</w:t>
+      </w:r>
+      <w:proofErr w:type="spellEnd"/>
+      <w:r>
+        <w:t xml:space="preserve"> + 1 points when the offset is 0, and fewer points when the offset is bigger (for example, only 2 points for length 5 and offset 2). I changed it to n - </w:t>
+      </w:r>
+      <w:proofErr w:type="spellStart"/>
+      <w:r>
+        <w:t>regressionLength</w:t>
+      </w:r>
+      <w:proofErr w:type="spellEnd"/>
+      <w:r>
+        <w:t xml:space="preserve"> + 1 - </w:t>
+      </w:r>
+      <w:proofErr w:type="spellStart"/>
+      <w:r>
+        <w:t>regressionOffset</w:t>
+      </w:r>
+      <w:proofErr w:type="spellEnd"/>
+      <w:r>
+        <w:t xml:space="preserve"> so the window always has exactly </w:t>
+      </w:r>
+      <w:proofErr w:type="spellStart"/>
+      <w:r>
+        <w:t>regressionLength</w:t>
+      </w:r>
+      <w:proofErr w:type="spellEnd"/>
+      <w:r>
+        <w:t xml:space="preserve"> points and ends </w:t>
+      </w:r>
+      <w:proofErr w:type="spellStart"/>
+      <w:r>
+        <w:t>regressionOffset</w:t>
+      </w:r>
+      <w:proofErr w:type="spellEnd"/>
+      <w:r>
+        <w:t xml:space="preserve"> points before the last value. The slope, intercept and predicted values match R's </w:t>
+      </w:r>
+      <w:proofErr w:type="spellStart"/>
+      <w:proofErr w:type="gramStart"/>
+      <w:r>
+        <w:t>lm</w:t>
+      </w:r>
+      <w:proofErr w:type="spellEnd"/>
+      <w:r>
+        <w:t>(</w:t>
+      </w:r>
+      <w:proofErr w:type="gramEnd"/>
+      <w:r>
+        <w:t>) function.</w:t>
       </w:r>
     </w:p>
     <w:p>
@@ -1425,7 +2408,7 @@
                     <pic:cNvPicPr/>
                   </pic:nvPicPr>
                   <pic:blipFill>
-                    <a:blip r:embed="rId11"/>
+                    <a:blip r:embed="rId12"/>
                     <a:stretch>
                       <a:fillRect/>
                     </a:stretch>
@@ -1458,7 +2441,69 @@
           <w:sz w:val="20"/>
           <w:szCs w:val="20"/>
         </w:rPr>
-        <w:t>Figure 5: linreg() example output and tests (including the lm() comparison)</w:t>
+        <w:t xml:space="preserve">Figure 5: </w:t>
+      </w:r>
+      <w:proofErr w:type="spellStart"/>
+      <w:proofErr w:type="gramStart"/>
+      <w:r>
+        <w:rPr>
+          <w:i/>
+          <w:iCs/>
+          <w:sz w:val="20"/>
+          <w:szCs w:val="20"/>
+        </w:rPr>
+        <w:t>linreg</w:t>
+      </w:r>
+      <w:proofErr w:type="spellEnd"/>
+      <w:r>
+        <w:rPr>
+          <w:i/>
+          <w:iCs/>
+          <w:sz w:val="20"/>
+          <w:szCs w:val="20"/>
+        </w:rPr>
+        <w:t>(</w:t>
+      </w:r>
+      <w:proofErr w:type="gramEnd"/>
+      <w:r>
+        <w:rPr>
+          <w:i/>
+          <w:iCs/>
+          <w:sz w:val="20"/>
+          <w:szCs w:val="20"/>
+        </w:rPr>
+        <w:t xml:space="preserve">) example output and tests (including the </w:t>
+      </w:r>
+      <w:proofErr w:type="spellStart"/>
+      <w:proofErr w:type="gramStart"/>
+      <w:r>
+        <w:rPr>
+          <w:i/>
+          <w:iCs/>
+          <w:sz w:val="20"/>
+          <w:szCs w:val="20"/>
+        </w:rPr>
+        <w:t>lm</w:t>
+      </w:r>
+      <w:proofErr w:type="spellEnd"/>
+      <w:r>
+        <w:rPr>
+          <w:i/>
+          <w:iCs/>
+          <w:sz w:val="20"/>
+          <w:szCs w:val="20"/>
+        </w:rPr>
+        <w:t>(</w:t>
+      </w:r>
+      <w:proofErr w:type="gramEnd"/>
+      <w:r>
+        <w:rPr>
+          <w:i/>
+          <w:iCs/>
+          <w:sz w:val="20"/>
+          <w:szCs w:val="20"/>
+        </w:rPr>
+        <w:t>) comparison)</w:t>
       </w:r>
     </w:p>
     <w:p>
@@ -1466,7 +2511,15 @@
         <w:pStyle w:val="Heading2"/>
       </w:pPr>
       <w:r>
-        <w:t>4.6 Relative Strength Index (rsi)</w:t>
+        <w:t>4.6 Relative Strength Index (</w:t>
+      </w:r>
+      <w:proofErr w:type="spellStart"/>
+      <w:r>
+        <w:t>rsi</w:t>
+      </w:r>
+      <w:proofErr w:type="spellEnd"/>
+      <w:r>
+        <w:t>)</w:t>
       </w:r>
     </w:p>
     <w:p>
@@ -1512,7 +2565,15 @@
         <w:t xml:space="preserve">Implementation notes: </w:t>
       </w:r>
       <w:r>
-        <w:t>The first "period" values are NA because there is not enough data yet. I followed the loop from the pseudocode. I also added two safety checks so the function never divides by zero: if there are no losses RSI is 100, and if prices do not move at all RSI is 50. The tests check that rising prices give 100, falling prices give 0, and flat prices give 50.</w:t>
+        <w:t xml:space="preserve">The first "period" values are NA because there is not enough data yet. I followed the loop from the pseudocode. I also added two safety </w:t>
+      </w:r>
+      <w:proofErr w:type="gramStart"/>
+      <w:r>
+        <w:t>checks</w:t>
+      </w:r>
+      <w:proofErr w:type="gramEnd"/>
+      <w:r>
+        <w:t xml:space="preserve"> so the function never divides by zero: if there are no losses RSI is 100, and if prices do not move at all RSI is 50. The tests check that rising prices give 100, falling prices give 0, and flat prices give 50.</w:t>
       </w:r>
     </w:p>
     <w:p>
@@ -1543,7 +2604,7 @@
                     <pic:cNvPicPr/>
                   </pic:nvPicPr>
                   <pic:blipFill>
-                    <a:blip r:embed="rId12"/>
+                    <a:blip r:embed="rId13"/>
                     <a:stretch>
                       <a:fillRect/>
                     </a:stretch>
@@ -1576,7 +2637,38 @@
           <w:sz w:val="20"/>
           <w:szCs w:val="20"/>
         </w:rPr>
-        <w:t>Figure 6: rsi() example output and tests</w:t>
+        <w:t xml:space="preserve">Figure 6: </w:t>
+      </w:r>
+      <w:proofErr w:type="spellStart"/>
+      <w:proofErr w:type="gramStart"/>
+      <w:r>
+        <w:rPr>
+          <w:i/>
+          <w:iCs/>
+          <w:sz w:val="20"/>
+          <w:szCs w:val="20"/>
+        </w:rPr>
+        <w:t>rsi</w:t>
+      </w:r>
+      <w:proofErr w:type="spellEnd"/>
+      <w:r>
+        <w:rPr>
+          <w:i/>
+          <w:iCs/>
+          <w:sz w:val="20"/>
+          <w:szCs w:val="20"/>
+        </w:rPr>
+        <w:t>(</w:t>
+      </w:r>
+      <w:proofErr w:type="gramEnd"/>
+      <w:r>
+        <w:rPr>
+          <w:i/>
+          <w:iCs/>
+          <w:sz w:val="20"/>
+          <w:szCs w:val="20"/>
+        </w:rPr>
+        <w:t>) example output and tests</w:t>
       </w:r>
     </w:p>
     <w:p>
@@ -1584,7 +2676,15 @@
         <w:pStyle w:val="Heading2"/>
       </w:pPr>
       <w:r>
-        <w:t>4.7 Stochastic RSI (stoch_rsi)</w:t>
+        <w:t>4.7 Stochastic RSI (</w:t>
+      </w:r>
+      <w:proofErr w:type="spellStart"/>
+      <w:r>
+        <w:t>stoch_rsi</w:t>
+      </w:r>
+      <w:proofErr w:type="spellEnd"/>
+      <w:r>
+        <w:t>)</w:t>
       </w:r>
     </w:p>
     <w:p>
@@ -1613,8 +2713,37 @@
         </w:rPr>
         <w:t xml:space="preserve">How it is calculated: </w:t>
       </w:r>
-      <w:r>
-        <w:t>StochRSI = (RSI - lowest RSI) / (highest RSI - lowest RSI). %K = SMA of StochRSI over k_period, and %D = SMA of %K over d_period.</w:t>
+      <w:proofErr w:type="spellStart"/>
+      <w:r>
+        <w:t>StochRSI</w:t>
+      </w:r>
+      <w:proofErr w:type="spellEnd"/>
+      <w:r>
+        <w:t xml:space="preserve"> = (RSI - lowest RSI) / (highest RSI - lowest RSI). %K = SMA of </w:t>
+      </w:r>
+      <w:proofErr w:type="spellStart"/>
+      <w:r>
+        <w:t>StochRSI</w:t>
+      </w:r>
+      <w:proofErr w:type="spellEnd"/>
+      <w:r>
+        <w:t xml:space="preserve"> over </w:t>
+      </w:r>
+      <w:proofErr w:type="spellStart"/>
+      <w:r>
+        <w:t>k_period</w:t>
+      </w:r>
+      <w:proofErr w:type="spellEnd"/>
+      <w:r>
+        <w:t xml:space="preserve">, and %D = SMA of %K over </w:t>
+      </w:r>
+      <w:proofErr w:type="spellStart"/>
+      <w:r>
+        <w:t>d_period</w:t>
+      </w:r>
+      <w:proofErr w:type="spellEnd"/>
+      <w:r>
+        <w:t>.</w:t>
       </w:r>
     </w:p>
     <w:p>
@@ -1661,7 +2790,7 @@
                     <pic:cNvPicPr/>
                   </pic:nvPicPr>
                   <pic:blipFill>
-                    <a:blip r:embed="rId13"/>
+                    <a:blip r:embed="rId14"/>
                     <a:stretch>
                       <a:fillRect/>
                     </a:stretch>
@@ -1694,7 +2823,47 @@
           <w:sz w:val="20"/>
           <w:szCs w:val="20"/>
         </w:rPr>
-        <w:t>Figure 7: stoch_rsi() output (instructions example and a working example)</w:t>
+        <w:t xml:space="preserve">Figure 7: </w:t>
+      </w:r>
+      <w:proofErr w:type="spellStart"/>
+      <w:r>
+        <w:rPr>
+          <w:i/>
+          <w:iCs/>
+          <w:sz w:val="20"/>
+          <w:szCs w:val="20"/>
+        </w:rPr>
+        <w:t>stoch_</w:t>
+      </w:r>
+      <w:proofErr w:type="gramStart"/>
+      <w:r>
+        <w:rPr>
+          <w:i/>
+          <w:iCs/>
+          <w:sz w:val="20"/>
+          <w:szCs w:val="20"/>
+        </w:rPr>
+        <w:t>rsi</w:t>
+      </w:r>
+      <w:proofErr w:type="spellEnd"/>
+      <w:r>
+        <w:rPr>
+          <w:i/>
+          <w:iCs/>
+          <w:sz w:val="20"/>
+          <w:szCs w:val="20"/>
+        </w:rPr>
+        <w:t>(</w:t>
+      </w:r>
+      <w:proofErr w:type="gramEnd"/>
+      <w:r>
+        <w:rPr>
+          <w:i/>
+          <w:iCs/>
+          <w:sz w:val="20"/>
+          <w:szCs w:val="20"/>
+        </w:rPr>
+        <w:t>) output (instructions example and a working example)</w:t>
       </w:r>
     </w:p>
     <w:p>
@@ -1717,7 +2886,15 @@
         <w:t xml:space="preserve">Purpose: </w:t>
       </w:r>
       <w:r>
-        <w:t>Finds the points where one line crosses another, for example a fast moving average crossing a slow one.</w:t>
+        <w:t xml:space="preserve">Finds the points where one line crosses another, for example a </w:t>
+      </w:r>
+      <w:proofErr w:type="gramStart"/>
+      <w:r>
+        <w:t>fast moving</w:t>
+      </w:r>
+      <w:proofErr w:type="gramEnd"/>
+      <w:r>
+        <w:t xml:space="preserve"> average crossing a slow one.</w:t>
       </w:r>
     </w:p>
     <w:p>
@@ -1747,7 +2924,15 @@
         <w:t xml:space="preserve">Implementation notes: </w:t>
       </w:r>
       <w:r>
-        <w:t>Returns text values "Up", "Down" and "None" as in the pseudocode (the description mentions TRUE/FALSE, so crossover(a, b) == "Up" gives a TRUE/FALSE version). Stops with an error if the arrays have different lengths, and points with NA values are treated as "None" instead of causing an error. In the example, arr1 crosses above arr2 at point 4 (15 &lt;= 22, then 20 &gt; 18).</w:t>
+        <w:t xml:space="preserve">Returns text values "Up", "Down" and "None" as in the pseudocode (the description mentions TRUE/FALSE, so </w:t>
+      </w:r>
+      <w:proofErr w:type="gramStart"/>
+      <w:r>
+        <w:t>crossover(</w:t>
+      </w:r>
+      <w:proofErr w:type="gramEnd"/>
+      <w:r>
+        <w:t>a, b) == "Up" gives a TRUE/FALSE version). Stops with an error if the arrays have different lengths, and points with NA values are treated as "None" instead of causing an error. In the example, arr1 crosses above arr2 at point 4 (15 &lt;= 22, then 20 &gt; 18).</w:t>
       </w:r>
     </w:p>
     <w:p>
@@ -1778,7 +2963,7 @@
                     <pic:cNvPicPr/>
                   </pic:nvPicPr>
                   <pic:blipFill>
-                    <a:blip r:embed="rId14"/>
+                    <a:blip r:embed="rId15"/>
                     <a:stretch>
                       <a:fillRect/>
                     </a:stretch>
@@ -1811,7 +2996,27 @@
           <w:sz w:val="20"/>
           <w:szCs w:val="20"/>
         </w:rPr>
-        <w:t>Figure 8: crossover() example output and tests</w:t>
+        <w:t xml:space="preserve">Figure 8: </w:t>
+      </w:r>
+      <w:proofErr w:type="gramStart"/>
+      <w:r>
+        <w:rPr>
+          <w:i/>
+          <w:iCs/>
+          <w:sz w:val="20"/>
+          <w:szCs w:val="20"/>
+        </w:rPr>
+        <w:t>crossover(</w:t>
+      </w:r>
+      <w:proofErr w:type="gramEnd"/>
+      <w:r>
+        <w:rPr>
+          <w:i/>
+          <w:iCs/>
+          <w:sz w:val="20"/>
+          <w:szCs w:val="20"/>
+        </w:rPr>
+        <w:t>) example output and tests</w:t>
       </w:r>
     </w:p>
     <w:p>
@@ -1819,7 +3024,23 @@
         <w:pStyle w:val="Heading2"/>
       </w:pPr>
       <w:r>
-        <w:t>4.9 Crossunder (crossunder)</w:t>
+        <w:t xml:space="preserve">4.9 </w:t>
+      </w:r>
+      <w:proofErr w:type="spellStart"/>
+      <w:r>
+        <w:t>Crossunder</w:t>
+      </w:r>
+      <w:proofErr w:type="spellEnd"/>
+      <w:r>
+        <w:t xml:space="preserve"> (</w:t>
+      </w:r>
+      <w:proofErr w:type="spellStart"/>
+      <w:r>
+        <w:t>crossunder</w:t>
+      </w:r>
+      <w:proofErr w:type="spellEnd"/>
+      <w:r>
+        <w:t>)</w:t>
       </w:r>
     </w:p>
     <w:p>
@@ -1865,7 +3086,15 @@
         <w:t xml:space="preserve">Implementation notes: </w:t>
       </w:r>
       <w:r>
-        <w:t>Returns the same text values as the pseudocode. In the example from the instructions arr1 never crosses under arr2, so every value is "False". When the arrays are swapped there is a crossunder at point 4, which the test checks.</w:t>
+        <w:t xml:space="preserve">Returns the same text values as the pseudocode. In the example from the instructions arr1 never crosses under arr2, so every value is "False". When the arrays are swapped there is a </w:t>
+      </w:r>
+      <w:proofErr w:type="spellStart"/>
+      <w:r>
+        <w:t>crossunder</w:t>
+      </w:r>
+      <w:proofErr w:type="spellEnd"/>
+      <w:r>
+        <w:t xml:space="preserve"> at point 4, which the test checks.</w:t>
       </w:r>
     </w:p>
     <w:p>
@@ -1896,7 +3125,7 @@
                     <pic:cNvPicPr/>
                   </pic:nvPicPr>
                   <pic:blipFill>
-                    <a:blip r:embed="rId15"/>
+                    <a:blip r:embed="rId16"/>
                     <a:stretch>
                       <a:fillRect/>
                     </a:stretch>
@@ -1929,7 +3158,38 @@
           <w:sz w:val="20"/>
           <w:szCs w:val="20"/>
         </w:rPr>
-        <w:t>Figure 9: crossunder() example output and tests</w:t>
+        <w:t xml:space="preserve">Figure 9: </w:t>
+      </w:r>
+      <w:proofErr w:type="spellStart"/>
+      <w:proofErr w:type="gramStart"/>
+      <w:r>
+        <w:rPr>
+          <w:i/>
+          <w:iCs/>
+          <w:sz w:val="20"/>
+          <w:szCs w:val="20"/>
+        </w:rPr>
+        <w:t>crossunder</w:t>
+      </w:r>
+      <w:proofErr w:type="spellEnd"/>
+      <w:r>
+        <w:rPr>
+          <w:i/>
+          <w:iCs/>
+          <w:sz w:val="20"/>
+          <w:szCs w:val="20"/>
+        </w:rPr>
+        <w:t>(</w:t>
+      </w:r>
+      <w:proofErr w:type="gramEnd"/>
+      <w:r>
+        <w:rPr>
+          <w:i/>
+          <w:iCs/>
+          <w:sz w:val="20"/>
+          <w:szCs w:val="20"/>
+        </w:rPr>
+        <w:t>) example output and tests</w:t>
       </w:r>
     </w:p>
     <w:p>
@@ -1944,8 +3204,60 @@
       <w:pPr>
         <w:spacing w:after="140" w:line="276" w:lineRule="auto"/>
       </w:pPr>
-      <w:r>
-        <w:t>test_indicators.R runs every example from the instructions and 47 checks. Where possible, results are compared with an independent calculation: mean() for SMA, Reduce() for EMA, sd() for standard deviation and lm() for linear regression. It also tests edge cases such as constant data, data shorter than the period, flat prices for RSI, arrays of different lengths, and NA values.</w:t>
+      <w:proofErr w:type="spellStart"/>
+      <w:r>
+        <w:t>test_</w:t>
+      </w:r>
+      <w:proofErr w:type="gramStart"/>
+      <w:r>
+        <w:t>indicators.R</w:t>
+      </w:r>
+      <w:proofErr w:type="spellEnd"/>
+      <w:proofErr w:type="gramEnd"/>
+      <w:r>
+        <w:t xml:space="preserve"> runs every example from the instructions and 47 checks. Where possible, results are compared with an independent calculation: </w:t>
+      </w:r>
+      <w:proofErr w:type="gramStart"/>
+      <w:r>
+        <w:t>mean(</w:t>
+      </w:r>
+      <w:proofErr w:type="gramEnd"/>
+      <w:r>
+        <w:t xml:space="preserve">) for SMA, </w:t>
+      </w:r>
+      <w:proofErr w:type="gramStart"/>
+      <w:r>
+        <w:t>Reduce(</w:t>
+      </w:r>
+      <w:proofErr w:type="gramEnd"/>
+      <w:r>
+        <w:t xml:space="preserve">) for EMA, </w:t>
+      </w:r>
+      <w:proofErr w:type="spellStart"/>
+      <w:proofErr w:type="gramStart"/>
+      <w:r>
+        <w:t>sd</w:t>
+      </w:r>
+      <w:proofErr w:type="spellEnd"/>
+      <w:r>
+        <w:t>(</w:t>
+      </w:r>
+      <w:proofErr w:type="gramEnd"/>
+      <w:r>
+        <w:t xml:space="preserve">) for standard deviation and </w:t>
+      </w:r>
+      <w:proofErr w:type="spellStart"/>
+      <w:proofErr w:type="gramStart"/>
+      <w:r>
+        <w:t>lm</w:t>
+      </w:r>
+      <w:proofErr w:type="spellEnd"/>
+      <w:r>
+        <w:t>(</w:t>
+      </w:r>
+      <w:proofErr w:type="gramEnd"/>
+      <w:r>
+        <w:t>) for linear regression. It also tests edge cases such as constant data, data shorter than the period, flat prices for RSI, arrays of different lengths, and NA values.</w:t>
       </w:r>
     </w:p>
     <w:p>
@@ -1976,7 +3288,7 @@
                     <pic:cNvPicPr/>
                   </pic:nvPicPr>
                   <pic:blipFill>
-                    <a:blip r:embed="rId16"/>
+                    <a:blip r:embed="rId17"/>
                     <a:stretch>
                       <a:fillRect/>
                     </a:stretch>
@@ -2024,8 +3336,58 @@
       <w:pPr>
         <w:spacing w:after="140" w:line="276" w:lineRule="auto"/>
       </w:pPr>
-      <w:r>
-        <w:t>demo_stock_analysis.R uses the stocks in my portfolio.txt from Assignment 2. It builds a data frame for each stock (Date, Open, High, Low, Close, Volume), calculates the indicators on one year of data, and then filters the data to the last six months (time period filter). It also filters stocks with my own rule: 20-day regression slope above 0, MACD histogram above 0, and RSI below 70 (upward trend with momentum, but not overbought). The trading rules are: buy when the MACD line crosses over the signal line, and sell when it crosses under. It prints the signals and plots the price with buy/sell markers and the MACD.</w:t>
+      <w:proofErr w:type="spellStart"/>
+      <w:r>
+        <w:t>demo_stock_</w:t>
+      </w:r>
+      <w:proofErr w:type="gramStart"/>
+      <w:r>
+        <w:t>analysis.R</w:t>
+      </w:r>
+      <w:proofErr w:type="spellEnd"/>
+      <w:proofErr w:type="gramEnd"/>
+      <w:r>
+        <w:t xml:space="preserve"> uses the stocks in my portfolio.txt from Assignment 2. It builds a data frame for each stock (Date, Open, High, Low, Close, Volume), calculates the indicators on one year of data, and then filters the data to the last six months (</w:t>
+      </w:r>
+      <w:proofErr w:type="gramStart"/>
+      <w:r>
+        <w:t>time period</w:t>
+      </w:r>
+      <w:proofErr w:type="gramEnd"/>
+      <w:r>
+        <w:t xml:space="preserve"> filter). It also filters stocks with my own rule: 20-day regression slope above 0, MACD histogram above 0, and RSI below 70 (upward trend with </w:t>
+      </w:r>
+      <w:proofErr w:type="gramStart"/>
+      <w:r>
+        <w:t>momentum, but</w:t>
+      </w:r>
+      <w:proofErr w:type="gramEnd"/>
+      <w:r>
+        <w:t xml:space="preserve"> not overbought). The trading rules </w:t>
+      </w:r>
+      <w:proofErr w:type="gramStart"/>
+      <w:r>
+        <w:t>are:</w:t>
+      </w:r>
+      <w:proofErr w:type="gramEnd"/>
+      <w:r>
+        <w:t xml:space="preserve"> buy when the MACD line crosses over the signal </w:t>
+      </w:r>
+      <w:proofErr w:type="gramStart"/>
+      <w:r>
+        <w:t>line, and</w:t>
+      </w:r>
+      <w:proofErr w:type="gramEnd"/>
+      <w:r>
+        <w:t xml:space="preserve"> sell when it crosses under. It prints the signals and plots the price with buy/sell markers and </w:t>
+      </w:r>
+      <w:proofErr w:type="gramStart"/>
+      <w:r>
+        <w:t>the MACD</w:t>
+      </w:r>
+      <w:proofErr w:type="gramEnd"/>
+      <w:r>
+        <w:t>.</w:t>
       </w:r>
     </w:p>
     <w:p>
@@ -2057,7 +3419,7 @@
                     <pic:cNvPicPr/>
                   </pic:nvPicPr>
                   <pic:blipFill>
-                    <a:blip r:embed="rId17"/>
+                    <a:blip r:embed="rId18"/>
                     <a:stretch>
                       <a:fillRect/>
                     </a:stretch>
@@ -2106,10 +3468,10 @@
       </w:pPr>
       <w:r>
         <w:drawing>
-          <wp:inline distT="0" distB="0" distL="0" distR="0" wp14:anchorId="7D0AD7FA" wp14:editId="2EAB90E3">
+          <wp:inline distT="0" distB="0" distL="0" distR="0" wp14:anchorId="7D0AD7FA" wp14:editId="2A3E124A">
             <wp:extent cx="5943600" cy="3999230"/>
             <wp:effectExtent l="0" t="0" r="0" b="1270"/>
-            <wp:docPr id="68006683" name="Picture 1"/>
+            <wp:docPr id="68006683" name="Picture 1" descr="The image shows a technical chart for NVDA stock with closing prices, a 20-day EMA indicator, buy/sell signals, and a MACD (12, 26, 9) line chart for April, July, and October.&#10;&#10;AI-generated content may be incorrect."/>
             <wp:cNvGraphicFramePr>
               <a:graphicFrameLocks xmlns:a="http://schemas.openxmlformats.org/drawingml/2006/main" noChangeAspect="1"/>
             </wp:cNvGraphicFramePr>
@@ -2117,11 +3479,11 @@
               <a:graphicData uri="http://schemas.openxmlformats.org/drawingml/2006/picture">
                 <pic:pic xmlns:pic="http://schemas.openxmlformats.org/drawingml/2006/picture">
                   <pic:nvPicPr>
-                    <pic:cNvPr id="68006683" name=""/>
+                    <pic:cNvPr id="68006683" name="Picture 1" descr="The image shows a technical chart for NVDA stock with closing prices, a 20-day EMA indicator, buy/sell signals, and a MACD (12, 26, 9) line chart for April, July, and October.&#10;&#10;AI-generated content may be incorrect."/>
                     <pic:cNvPicPr/>
                   </pic:nvPicPr>
                   <pic:blipFill>
-                    <a:blip r:embed="rId18"/>
+                    <a:blip r:embed="rId19"/>
                     <a:stretch>
                       <a:fillRect/>
                     </a:stretch>
@@ -2169,15 +3531,22 @@
       <w:pPr>
         <w:spacing w:after="140" w:line="276" w:lineRule="auto"/>
       </w:pPr>
-      <w:r>
-        <w:rPr>
-          <w:highlight w:val="yellow"/>
-        </w:rPr>
-        <w:t>https://github.com/[username]/TechnicalAnalysis/tree/main/Assignment5</w:t>
-      </w:r>
+      <w:hyperlink r:id="rId20" w:history="1">
+        <w:r>
+          <w:rPr>
+            <w:rStyle w:val="Hyperlink"/>
+          </w:rPr>
+          <w:t>https://github.com/dharadhara1995/TechnicalAnalysis/tree/main/Assignment5</w:t>
+        </w:r>
+      </w:hyperlink>
+    </w:p>
+    <w:p>
+      <w:pPr>
+        <w:spacing w:after="140" w:line="276" w:lineRule="auto"/>
+      </w:pPr>
     </w:p>
     <w:sectPr>
-      <w:footerReference w:type="default" r:id="rId19"/>
+      <w:footerReference w:type="default" r:id="rId21"/>
       <w:pgSz w:w="12240" w:h="15840"/>
       <w:pgMar w:top="1440" w:right="1440" w:bottom="1440" w:left="1440" w:header="708" w:footer="708" w:gutter="0"/>
       <w:cols w:space="720"/>
@@ -3030,6 +4399,18 @@
       <w:szCs w:val="20"/>
     </w:rPr>
   </w:style>
+  <w:style w:type="character" w:styleId="UnresolvedMention">
+    <w:name w:val="Unresolved Mention"/>
+    <w:basedOn w:val="DefaultParagraphFont"/>
+    <w:uiPriority w:val="99"/>
+    <w:semiHidden/>
+    <w:unhideWhenUsed/>
+    <w:rsid w:val="00506B3B"/>
+    <w:rPr>
+      <w:color w:val="605E5C"/>
+      <w:shd w:val="clear" w:color="auto" w:fill="E1DFDD"/>
+    </w:rPr>
+  </w:style>
 </w:styles>
 </file>
 
